--- a/doc/XML_2_JSON_Conversion_Tool_manual.docx
+++ b/doc/XML_2_JSON_Conversion_Tool_manual.docx
@@ -665,28 +665,15 @@
                                   <w:rFonts w:ascii="Georgia" w:eastAsia="Georgia" w:hAnsi="Georgia" w:cs="Georgia"/>
                                   <w:sz w:val="52"/>
                                   <w:szCs w:val="21"/>
-                                  <w:lang w:val="pl-PL"/>
                                 </w:rPr>
                               </w:pPr>
-                              <w:proofErr w:type="spellStart"/>
                               <w:r>
                                 <w:rPr>
                                   <w:rFonts w:ascii="Georgia" w:eastAsia="Georgia" w:hAnsi="Georgia" w:cs="Georgia"/>
                                   <w:sz w:val="52"/>
                                   <w:szCs w:val="21"/>
-                                  <w:lang w:val="pl-PL"/>
                                 </w:rPr>
-                                <w:t>Document</w:t>
-                              </w:r>
-                              <w:proofErr w:type="spellEnd"/>
-                              <w:r>
-                                <w:rPr>
-                                  <w:rFonts w:ascii="Georgia" w:eastAsia="Georgia" w:hAnsi="Georgia" w:cs="Georgia"/>
-                                  <w:sz w:val="52"/>
-                                  <w:szCs w:val="21"/>
-                                  <w:lang w:val="pl-PL"/>
-                                </w:rPr>
-                                <w:t xml:space="preserve"> Conversion Framework</w:t>
+                                <w:t>Document Conversion Framework</w:t>
                               </w:r>
                             </w:p>
                             <w:p>
@@ -695,7 +682,6 @@
                                   <w:rFonts w:ascii="Georgia" w:eastAsia="Georgia" w:hAnsi="Georgia" w:cs="Georgia"/>
                                   <w:sz w:val="52"/>
                                   <w:szCs w:val="21"/>
-                                  <w:lang w:val="pl-PL"/>
                                 </w:rPr>
                               </w:pPr>
                               <w:r>
@@ -703,23 +689,16 @@
                                   <w:rFonts w:ascii="Georgia" w:eastAsia="Georgia" w:hAnsi="Georgia" w:cs="Georgia"/>
                                   <w:sz w:val="52"/>
                                   <w:szCs w:val="21"/>
-                                  <w:lang w:val="pl-PL"/>
                                 </w:rPr>
                                 <w:t>v. 1.0</w:t>
                               </w:r>
                             </w:p>
                             <w:p>
-                              <w:pPr>
-                                <w:rPr>
-                                  <w:lang w:val="pl-PL"/>
-                                </w:rPr>
-                              </w:pPr>
                               <w:r>
                                 <w:rPr>
                                   <w:rFonts w:ascii="Georgia" w:eastAsia="Georgia" w:hAnsi="Georgia" w:cs="Georgia"/>
                                   <w:sz w:val="52"/>
                                   <w:szCs w:val="21"/>
-                                  <w:lang w:val="pl-PL"/>
                                 </w:rPr>
                                 <w:t>User Guide</w:t>
                               </w:r>
@@ -930,28 +909,15 @@
                             <w:rFonts w:ascii="Georgia" w:eastAsia="Georgia" w:hAnsi="Georgia" w:cs="Georgia"/>
                             <w:sz w:val="52"/>
                             <w:szCs w:val="21"/>
-                            <w:lang w:val="pl-PL"/>
                           </w:rPr>
                         </w:pPr>
-                        <w:proofErr w:type="spellStart"/>
                         <w:r>
                           <w:rPr>
                             <w:rFonts w:ascii="Georgia" w:eastAsia="Georgia" w:hAnsi="Georgia" w:cs="Georgia"/>
                             <w:sz w:val="52"/>
                             <w:szCs w:val="21"/>
-                            <w:lang w:val="pl-PL"/>
                           </w:rPr>
-                          <w:t>Document</w:t>
-                        </w:r>
-                        <w:proofErr w:type="spellEnd"/>
-                        <w:r>
-                          <w:rPr>
-                            <w:rFonts w:ascii="Georgia" w:eastAsia="Georgia" w:hAnsi="Georgia" w:cs="Georgia"/>
-                            <w:sz w:val="52"/>
-                            <w:szCs w:val="21"/>
-                            <w:lang w:val="pl-PL"/>
-                          </w:rPr>
-                          <w:t xml:space="preserve"> Conversion Framework</w:t>
+                          <w:t>Document Conversion Framework</w:t>
                         </w:r>
                       </w:p>
                       <w:p>
@@ -960,7 +926,6 @@
                             <w:rFonts w:ascii="Georgia" w:eastAsia="Georgia" w:hAnsi="Georgia" w:cs="Georgia"/>
                             <w:sz w:val="52"/>
                             <w:szCs w:val="21"/>
-                            <w:lang w:val="pl-PL"/>
                           </w:rPr>
                         </w:pPr>
                         <w:r>
@@ -968,23 +933,16 @@
                             <w:rFonts w:ascii="Georgia" w:eastAsia="Georgia" w:hAnsi="Georgia" w:cs="Georgia"/>
                             <w:sz w:val="52"/>
                             <w:szCs w:val="21"/>
-                            <w:lang w:val="pl-PL"/>
                           </w:rPr>
                           <w:t>v. 1.0</w:t>
                         </w:r>
                       </w:p>
                       <w:p>
-                        <w:pPr>
-                          <w:rPr>
-                            <w:lang w:val="pl-PL"/>
-                          </w:rPr>
-                        </w:pPr>
                         <w:r>
                           <w:rPr>
                             <w:rFonts w:ascii="Georgia" w:eastAsia="Georgia" w:hAnsi="Georgia" w:cs="Georgia"/>
                             <w:sz w:val="52"/>
                             <w:szCs w:val="21"/>
-                            <w:lang w:val="pl-PL"/>
                           </w:rPr>
                           <w:t>User Guide</w:t>
                         </w:r>
@@ -1330,109 +1288,101 @@
     <w:p>
       <w:pPr>
         <w:rPr>
-          <w:sz w:val="22"/>
-          <w:szCs w:val="22"/>
-        </w:rPr>
-      </w:pPr>
-      <w:r>
-        <w:rPr>
-          <w:sz w:val="22"/>
-          <w:szCs w:val="22"/>
-        </w:rPr>
-        <w:t xml:space="preserve">Although it is possible to </w:t>
-      </w:r>
-      <w:r>
-        <w:rPr>
-          <w:sz w:val="22"/>
-          <w:szCs w:val="22"/>
-        </w:rPr>
-        <w:t xml:space="preserve">install the conversion framework in any schema, we recommend </w:t>
-      </w:r>
-      <w:proofErr w:type="gramStart"/>
-      <w:r>
-        <w:rPr>
-          <w:sz w:val="22"/>
-          <w:szCs w:val="22"/>
-        </w:rPr>
-        <w:t>to use</w:t>
-      </w:r>
-      <w:proofErr w:type="gramEnd"/>
-      <w:r>
-        <w:rPr>
-          <w:sz w:val="22"/>
-          <w:szCs w:val="22"/>
-        </w:rPr>
-        <w:t xml:space="preserve"> a separate one. Required privileges </w:t>
-      </w:r>
-      <w:r>
-        <w:rPr>
-          <w:sz w:val="22"/>
-          <w:szCs w:val="22"/>
-        </w:rPr>
-        <w:t xml:space="preserve">for the </w:t>
-      </w:r>
-      <w:proofErr w:type="gramStart"/>
-      <w:r>
-        <w:rPr>
-          <w:sz w:val="22"/>
-          <w:szCs w:val="22"/>
-        </w:rPr>
-        <w:t>owners</w:t>
-      </w:r>
-      <w:proofErr w:type="gramEnd"/>
-      <w:r>
-        <w:rPr>
-          <w:sz w:val="22"/>
-          <w:szCs w:val="22"/>
-        </w:rPr>
-        <w:t xml:space="preserve"> schema </w:t>
-      </w:r>
-      <w:proofErr w:type="gramStart"/>
-      <w:r>
-        <w:rPr>
-          <w:sz w:val="22"/>
-          <w:szCs w:val="22"/>
-        </w:rPr>
-        <w:t>are</w:t>
-      </w:r>
-      <w:proofErr w:type="gramEnd"/>
-      <w:r>
-        <w:rPr>
-          <w:sz w:val="22"/>
-          <w:szCs w:val="22"/>
-        </w:rPr>
-        <w:t xml:space="preserve"> as following:</w:t>
-      </w:r>
-    </w:p>
-    <w:p>
-      <w:pPr>
-        <w:rPr>
-          <w:sz w:val="22"/>
-          <w:szCs w:val="22"/>
-        </w:rPr>
-      </w:pPr>
-      <w:r>
-        <w:rPr>
-          <w:sz w:val="22"/>
-          <w:szCs w:val="22"/>
-        </w:rPr>
-        <w:t xml:space="preserve">SODA_APP, CONNECT, </w:t>
-      </w:r>
-      <w:proofErr w:type="gramStart"/>
-      <w:r>
-        <w:rPr>
-          <w:sz w:val="22"/>
-          <w:szCs w:val="22"/>
-        </w:rPr>
-        <w:t>RESOURCE,CREATE</w:t>
-      </w:r>
-      <w:proofErr w:type="gramEnd"/>
-      <w:r>
-        <w:rPr>
-          <w:sz w:val="22"/>
-          <w:szCs w:val="22"/>
-        </w:rPr>
-        <w:t xml:space="preserve"> ROLE</w:t>
+          <w:lang w:val="en-GB" w:eastAsia="en-GB"/>
+        </w:rPr>
+      </w:pPr>
+      <w:r>
+        <w:rPr>
+          <w:lang w:val="en-GB" w:eastAsia="en-GB"/>
+        </w:rPr>
+        <w:t>Requirements</w:t>
+      </w:r>
+    </w:p>
+    <w:p>
+      <w:pPr>
+        <w:pStyle w:val="ListParagraph"/>
+        <w:numPr>
+          <w:ilvl w:val="0"/>
+          <w:numId w:val="13"/>
+        </w:numPr>
+        <w:rPr>
+          <w:rFonts w:ascii="Times New Roman" w:hAnsi="Times New Roman" w:cs="Times New Roman"/>
+          <w:sz w:val="24"/>
+        </w:rPr>
+      </w:pPr>
+      <w:r>
+        <w:rPr>
+          <w:rFonts w:ascii="Times New Roman" w:hAnsi="Times New Roman" w:cs="Times New Roman"/>
+          <w:sz w:val="24"/>
+        </w:rPr>
+        <w:t>Oracle</w:t>
+      </w:r>
+      <w:r>
+        <w:rPr>
+          <w:rFonts w:ascii="Times New Roman" w:hAnsi="Times New Roman" w:cs="Times New Roman"/>
+          <w:sz w:val="24"/>
+        </w:rPr>
+        <w:t xml:space="preserve"> Database 23ai</w:t>
+      </w:r>
+    </w:p>
+    <w:p>
+      <w:pPr>
+        <w:pStyle w:val="ListParagraph"/>
+        <w:numPr>
+          <w:ilvl w:val="0"/>
+          <w:numId w:val="13"/>
+        </w:numPr>
+        <w:rPr>
+          <w:rFonts w:ascii="Times New Roman" w:hAnsi="Times New Roman" w:cs="Times New Roman"/>
+          <w:sz w:val="24"/>
+        </w:rPr>
+      </w:pPr>
+      <w:r>
+        <w:rPr>
+          <w:rFonts w:ascii="Times New Roman" w:hAnsi="Times New Roman" w:cs="Times New Roman"/>
+          <w:sz w:val="24"/>
+        </w:rPr>
+        <w:t>A separate schema, which will own the framework with the following privileges/roles granted</w:t>
+      </w:r>
+    </w:p>
+    <w:p>
+      <w:pPr>
+        <w:pStyle w:val="ListParagraph"/>
+        <w:numPr>
+          <w:ilvl w:val="1"/>
+          <w:numId w:val="13"/>
+        </w:numPr>
+        <w:rPr>
+          <w:rFonts w:ascii="Times New Roman" w:hAnsi="Times New Roman" w:cs="Times New Roman"/>
+          <w:sz w:val="24"/>
+        </w:rPr>
+      </w:pPr>
+      <w:r>
+        <w:rPr>
+          <w:rFonts w:ascii="Times New Roman" w:hAnsi="Times New Roman" w:cs="Times New Roman"/>
+          <w:sz w:val="24"/>
+        </w:rPr>
+        <w:t>DB_DEVELOPER_ROLE</w:t>
+      </w:r>
+    </w:p>
+    <w:p>
+      <w:pPr>
+        <w:pStyle w:val="ListParagraph"/>
+        <w:numPr>
+          <w:ilvl w:val="1"/>
+          <w:numId w:val="13"/>
+        </w:numPr>
+        <w:rPr>
+          <w:rFonts w:ascii="Times New Roman" w:hAnsi="Times New Roman" w:cs="Times New Roman"/>
+          <w:sz w:val="24"/>
+        </w:rPr>
+      </w:pPr>
+      <w:r>
+        <w:rPr>
+          <w:rFonts w:ascii="Times New Roman" w:hAnsi="Times New Roman" w:cs="Times New Roman"/>
+          <w:sz w:val="24"/>
+        </w:rPr>
+        <w:t>CREATE ROLE</w:t>
       </w:r>
     </w:p>
     <w:p>
@@ -1598,6 +1548,7 @@
     <w:p/>
     <w:p/>
     <w:p/>
+    <w:p/>
     <w:p>
       <w:pPr>
         <w:pStyle w:val="Heading1"/>
@@ -1607,6 +1558,7 @@
         </w:numPr>
       </w:pPr>
       <w:r>
+        <w:lastRenderedPageBreak/>
         <w:t>COMPONENTS</w:t>
       </w:r>
     </w:p>
@@ -1662,7 +1614,6 @@
                 <w:sz w:val="22"/>
                 <w:szCs w:val="22"/>
               </w:rPr>
-              <w:lastRenderedPageBreak/>
               <w:t>Component</w:t>
             </w:r>
           </w:p>
@@ -2827,38 +2778,6 @@
     </w:p>
     <w:p>
       <w:pPr>
-        <w:tabs>
-          <w:tab w:val="right" w:pos="9751"/>
-        </w:tabs>
-        <w:spacing w:line="259" w:lineRule="auto"/>
-      </w:pPr>
-    </w:p>
-    <w:p>
-      <w:pPr>
-        <w:tabs>
-          <w:tab w:val="right" w:pos="9751"/>
-        </w:tabs>
-        <w:spacing w:line="259" w:lineRule="auto"/>
-      </w:pPr>
-    </w:p>
-    <w:p>
-      <w:pPr>
-        <w:tabs>
-          <w:tab w:val="right" w:pos="9751"/>
-        </w:tabs>
-        <w:spacing w:line="259" w:lineRule="auto"/>
-      </w:pPr>
-    </w:p>
-    <w:p>
-      <w:pPr>
-        <w:tabs>
-          <w:tab w:val="right" w:pos="9751"/>
-        </w:tabs>
-        <w:spacing w:line="259" w:lineRule="auto"/>
-      </w:pPr>
-    </w:p>
-    <w:p>
-      <w:pPr>
         <w:pStyle w:val="Heading1"/>
         <w:numPr>
           <w:ilvl w:val="0"/>
@@ -2892,6 +2811,16 @@
       </w:r>
     </w:p>
     <w:p/>
+    <w:p>
+      <w:pPr>
+        <w:rPr>
+          <w:b/>
+          <w:bCs/>
+          <w:i/>
+          <w:iCs/>
+        </w:rPr>
+      </w:pPr>
+    </w:p>
     <w:p>
       <w:pPr>
         <w:rPr>
@@ -3147,25 +3076,7 @@
           <w:sz w:val="16"/>
           <w:szCs w:val="16"/>
         </w:rPr>
-        <w:t>2</w:t>
-      </w:r>
-      <w:r>
-        <w:rPr>
-          <w:rFonts w:ascii="PT Mono" w:eastAsiaTheme="minorEastAsia" w:hAnsi="PT Mono" w:cs="Menlo"/>
-          <w:color w:val="44546A" w:themeColor="text2"/>
-          <w:sz w:val="16"/>
-          <w:szCs w:val="16"/>
-        </w:rPr>
-        <w:t>:</w:t>
-      </w:r>
-      <w:r>
-        <w:rPr>
-          <w:rFonts w:ascii="PT Mono" w:eastAsiaTheme="minorEastAsia" w:hAnsi="PT Mono" w:cs="Menlo"/>
-          <w:color w:val="44546A" w:themeColor="text2"/>
-          <w:sz w:val="16"/>
-          <w:szCs w:val="16"/>
-        </w:rPr>
-        <w:t>"data2"}'</w:t>
+        <w:t>2:"data2"}'</w:t>
       </w:r>
       <w:proofErr w:type="gramStart"/>
       <w:r>
@@ -3722,15 +3633,16 @@
           <w:iCs/>
         </w:rPr>
       </w:pPr>
-      <w:r>
+    </w:p>
+    <w:p>
+      <w:pPr>
         <w:rPr>
           <w:b/>
           <w:bCs/>
           <w:i/>
           <w:iCs/>
         </w:rPr>
-        <w:t xml:space="preserve">Example </w:t>
-      </w:r>
+      </w:pPr>
       <w:r>
         <w:rPr>
           <w:b/>
@@ -3738,27 +3650,27 @@
           <w:i/>
           <w:iCs/>
         </w:rPr>
-        <w:t>2</w:t>
-      </w:r>
-    </w:p>
-    <w:p>
-      <w:pPr>
+        <w:t xml:space="preserve">Example </w:t>
+      </w:r>
+      <w:r>
         <w:rPr>
           <w:b/>
           <w:bCs/>
           <w:i/>
           <w:iCs/>
         </w:rPr>
-      </w:pPr>
-      <w:r>
+        <w:t>2</w:t>
+      </w:r>
+    </w:p>
+    <w:p>
+      <w:pPr>
         <w:rPr>
           <w:b/>
           <w:bCs/>
           <w:i/>
           <w:iCs/>
         </w:rPr>
-        <w:t xml:space="preserve">Converting </w:t>
-      </w:r>
+      </w:pPr>
       <w:r>
         <w:rPr>
           <w:b/>
@@ -3766,34 +3678,7 @@
           <w:i/>
           <w:iCs/>
         </w:rPr>
-        <w:t>XML</w:t>
-      </w:r>
-      <w:r>
-        <w:rPr>
-          <w:b/>
-          <w:bCs/>
-          <w:i/>
-          <w:iCs/>
-        </w:rPr>
-        <w:t xml:space="preserve"> data into </w:t>
-      </w:r>
-      <w:r>
-        <w:rPr>
-          <w:b/>
-          <w:bCs/>
-          <w:i/>
-          <w:iCs/>
-        </w:rPr>
-        <w:t>JSON</w:t>
-      </w:r>
-      <w:r>
-        <w:rPr>
-          <w:b/>
-          <w:bCs/>
-          <w:i/>
-          <w:iCs/>
-        </w:rPr>
-        <w:t xml:space="preserve"> document</w:t>
+        <w:t>Converting XML data into JSON document</w:t>
       </w:r>
     </w:p>
     <w:p>
@@ -4690,7 +4575,144 @@
         </w:tabs>
         <w:spacing w:line="259" w:lineRule="auto"/>
       </w:pPr>
-      <w:r>
+    </w:p>
+    <w:p>
+      <w:pPr>
+        <w:tabs>
+          <w:tab w:val="right" w:pos="9751"/>
+        </w:tabs>
+        <w:spacing w:line="259" w:lineRule="auto"/>
+      </w:pPr>
+    </w:p>
+    <w:p>
+      <w:pPr>
+        <w:tabs>
+          <w:tab w:val="right" w:pos="9751"/>
+        </w:tabs>
+        <w:spacing w:line="259" w:lineRule="auto"/>
+      </w:pPr>
+    </w:p>
+    <w:p>
+      <w:pPr>
+        <w:tabs>
+          <w:tab w:val="right" w:pos="9751"/>
+        </w:tabs>
+        <w:spacing w:line="259" w:lineRule="auto"/>
+      </w:pPr>
+    </w:p>
+    <w:p>
+      <w:pPr>
+        <w:tabs>
+          <w:tab w:val="right" w:pos="9751"/>
+        </w:tabs>
+        <w:spacing w:line="259" w:lineRule="auto"/>
+      </w:pPr>
+    </w:p>
+    <w:p>
+      <w:pPr>
+        <w:tabs>
+          <w:tab w:val="right" w:pos="9751"/>
+        </w:tabs>
+        <w:spacing w:line="259" w:lineRule="auto"/>
+      </w:pPr>
+    </w:p>
+    <w:p>
+      <w:pPr>
+        <w:tabs>
+          <w:tab w:val="right" w:pos="9751"/>
+        </w:tabs>
+        <w:spacing w:line="259" w:lineRule="auto"/>
+      </w:pPr>
+    </w:p>
+    <w:p>
+      <w:pPr>
+        <w:tabs>
+          <w:tab w:val="right" w:pos="9751"/>
+        </w:tabs>
+        <w:spacing w:line="259" w:lineRule="auto"/>
+      </w:pPr>
+    </w:p>
+    <w:p>
+      <w:pPr>
+        <w:tabs>
+          <w:tab w:val="right" w:pos="9751"/>
+        </w:tabs>
+        <w:spacing w:line="259" w:lineRule="auto"/>
+      </w:pPr>
+    </w:p>
+    <w:p>
+      <w:pPr>
+        <w:tabs>
+          <w:tab w:val="right" w:pos="9751"/>
+        </w:tabs>
+        <w:spacing w:line="259" w:lineRule="auto"/>
+      </w:pPr>
+    </w:p>
+    <w:p>
+      <w:pPr>
+        <w:tabs>
+          <w:tab w:val="right" w:pos="9751"/>
+        </w:tabs>
+        <w:spacing w:line="259" w:lineRule="auto"/>
+      </w:pPr>
+    </w:p>
+    <w:p>
+      <w:pPr>
+        <w:tabs>
+          <w:tab w:val="right" w:pos="9751"/>
+        </w:tabs>
+        <w:spacing w:line="259" w:lineRule="auto"/>
+      </w:pPr>
+    </w:p>
+    <w:p>
+      <w:pPr>
+        <w:tabs>
+          <w:tab w:val="right" w:pos="9751"/>
+        </w:tabs>
+        <w:spacing w:line="259" w:lineRule="auto"/>
+      </w:pPr>
+    </w:p>
+    <w:p>
+      <w:pPr>
+        <w:tabs>
+          <w:tab w:val="right" w:pos="9751"/>
+        </w:tabs>
+        <w:spacing w:line="259" w:lineRule="auto"/>
+      </w:pPr>
+    </w:p>
+    <w:p>
+      <w:pPr>
+        <w:tabs>
+          <w:tab w:val="right" w:pos="9751"/>
+        </w:tabs>
+        <w:spacing w:line="259" w:lineRule="auto"/>
+      </w:pPr>
+    </w:p>
+    <w:p>
+      <w:pPr>
+        <w:tabs>
+          <w:tab w:val="right" w:pos="9751"/>
+        </w:tabs>
+        <w:spacing w:line="259" w:lineRule="auto"/>
+      </w:pPr>
+    </w:p>
+    <w:p>
+      <w:pPr>
+        <w:tabs>
+          <w:tab w:val="right" w:pos="9751"/>
+        </w:tabs>
+        <w:spacing w:line="259" w:lineRule="auto"/>
+      </w:pPr>
+    </w:p>
+    <w:p>
+      <w:pPr>
+        <w:tabs>
+          <w:tab w:val="right" w:pos="9751"/>
+        </w:tabs>
+        <w:spacing w:line="259" w:lineRule="auto"/>
+      </w:pPr>
+      <w:r>
+        <w:lastRenderedPageBreak/>
         <w:t>Converter allows also for manipulating documents, for example adding or removing elements</w:t>
       </w:r>
     </w:p>
@@ -5054,7 +5076,6 @@
         </w:rPr>
         <w:t xml:space="preserve">= </w:t>
       </w:r>
-      <w:proofErr w:type="spellStart"/>
       <w:proofErr w:type="gramStart"/>
       <w:r>
         <w:rPr>
@@ -5063,17 +5084,7 @@
           <w:sz w:val="16"/>
           <w:szCs w:val="16"/>
         </w:rPr>
-        <w:t>DocElement</w:t>
-      </w:r>
-      <w:proofErr w:type="spellEnd"/>
-      <w:r>
-        <w:rPr>
-          <w:rFonts w:ascii="PT Mono" w:eastAsiaTheme="minorEastAsia" w:hAnsi="PT Mono" w:cs="Menlo"/>
-          <w:color w:val="44546A" w:themeColor="text2"/>
-          <w:sz w:val="16"/>
-          <w:szCs w:val="16"/>
-        </w:rPr>
-        <w:t>(</w:t>
+        <w:t>DocElement(</w:t>
       </w:r>
       <w:proofErr w:type="gramEnd"/>
     </w:p>
@@ -6478,7 +6489,6 @@
           <w:sz w:val="16"/>
           <w:szCs w:val="16"/>
         </w:rPr>
-        <w:lastRenderedPageBreak/>
         <w:t>&lt;root&gt;&lt;nested1&gt;val1&lt;/nested1&gt;&lt;nested2&gt;val2&lt;/nested2&gt;&lt;nested3&gt;val3&lt;/nested3&gt;&lt;/root&gt;</w:t>
       </w:r>
     </w:p>
@@ -7461,7 +7471,40 @@
         </w:tabs>
         <w:spacing w:line="259" w:lineRule="auto"/>
       </w:pPr>
-      <w:r>
+    </w:p>
+    <w:p>
+      <w:pPr>
+        <w:tabs>
+          <w:tab w:val="right" w:pos="9751"/>
+        </w:tabs>
+        <w:spacing w:line="259" w:lineRule="auto"/>
+      </w:pPr>
+    </w:p>
+    <w:p>
+      <w:pPr>
+        <w:tabs>
+          <w:tab w:val="right" w:pos="9751"/>
+        </w:tabs>
+        <w:spacing w:line="259" w:lineRule="auto"/>
+      </w:pPr>
+    </w:p>
+    <w:p>
+      <w:pPr>
+        <w:tabs>
+          <w:tab w:val="right" w:pos="9751"/>
+        </w:tabs>
+        <w:spacing w:line="259" w:lineRule="auto"/>
+      </w:pPr>
+    </w:p>
+    <w:p>
+      <w:pPr>
+        <w:tabs>
+          <w:tab w:val="right" w:pos="9751"/>
+        </w:tabs>
+        <w:spacing w:line="259" w:lineRule="auto"/>
+      </w:pPr>
+      <w:r>
+        <w:lastRenderedPageBreak/>
         <w:t>XML Tables can be also easily exposed as JSON collection views, available for MongoDB applications</w:t>
       </w:r>
     </w:p>
@@ -7694,25 +7737,7 @@
           <w:sz w:val="16"/>
           <w:szCs w:val="16"/>
         </w:rPr>
-        <w:t xml:space="preserve"> doc_conv.xml2json(value(</w:t>
-      </w:r>
-      <w:r>
-        <w:rPr>
-          <w:rFonts w:ascii="PT Mono" w:eastAsiaTheme="minorEastAsia" w:hAnsi="PT Mono" w:cs="Menlo"/>
-          <w:color w:val="44546A" w:themeColor="text2"/>
-          <w:sz w:val="16"/>
-          <w:szCs w:val="16"/>
-        </w:rPr>
-        <w:t>d</w:t>
-      </w:r>
-      <w:r>
-        <w:rPr>
-          <w:rFonts w:ascii="PT Mono" w:eastAsiaTheme="minorEastAsia" w:hAnsi="PT Mono" w:cs="Menlo"/>
-          <w:color w:val="44546A" w:themeColor="text2"/>
-          <w:sz w:val="16"/>
-          <w:szCs w:val="16"/>
-        </w:rPr>
-        <w:t>)) data</w:t>
+        <w:t xml:space="preserve"> doc_conv.xml2json(value(d)) data</w:t>
       </w:r>
     </w:p>
     <w:p>
@@ -7758,16 +7783,7 @@
           <w:sz w:val="16"/>
           <w:szCs w:val="16"/>
         </w:rPr>
-        <w:t>dept</w:t>
-      </w:r>
-      <w:r>
-        <w:rPr>
-          <w:rFonts w:ascii="PT Mono" w:eastAsiaTheme="minorEastAsia" w:hAnsi="PT Mono" w:cs="Menlo"/>
-          <w:color w:val="44546A" w:themeColor="text2"/>
-          <w:sz w:val="16"/>
-          <w:szCs w:val="16"/>
-        </w:rPr>
-        <w:t>_xml_table</w:t>
+        <w:t>dept_xml_table</w:t>
       </w:r>
       <w:proofErr w:type="spellEnd"/>
       <w:r>
@@ -7787,16 +7803,7 @@
           <w:sz w:val="16"/>
           <w:szCs w:val="16"/>
         </w:rPr>
-        <w:t>d</w:t>
-      </w:r>
-      <w:r>
-        <w:rPr>
-          <w:rFonts w:ascii="PT Mono" w:eastAsiaTheme="minorEastAsia" w:hAnsi="PT Mono" w:cs="Menlo"/>
-          <w:color w:val="44546A" w:themeColor="text2"/>
-          <w:sz w:val="16"/>
-          <w:szCs w:val="16"/>
-        </w:rPr>
-        <w:t>;</w:t>
+        <w:t>d;</w:t>
       </w:r>
       <w:proofErr w:type="gramEnd"/>
     </w:p>
@@ -8789,7 +8796,6 @@
           <w:sz w:val="16"/>
           <w:szCs w:val="16"/>
         </w:rPr>
-        <w:lastRenderedPageBreak/>
         <w:t>oradev</w:t>
       </w:r>
       <w:proofErr w:type="spellEnd"/>
@@ -9780,8 +9786,52 @@
         </w:tabs>
         <w:spacing w:line="259" w:lineRule="auto"/>
       </w:pPr>
-      <w:r>
-        <w:t xml:space="preserve">Converter can be also used to </w:t>
+    </w:p>
+    <w:p>
+      <w:pPr>
+        <w:tabs>
+          <w:tab w:val="right" w:pos="9751"/>
+        </w:tabs>
+        <w:spacing w:line="259" w:lineRule="auto"/>
+      </w:pPr>
+    </w:p>
+    <w:p>
+      <w:pPr>
+        <w:tabs>
+          <w:tab w:val="right" w:pos="9751"/>
+        </w:tabs>
+        <w:spacing w:line="259" w:lineRule="auto"/>
+      </w:pPr>
+    </w:p>
+    <w:p>
+      <w:pPr>
+        <w:tabs>
+          <w:tab w:val="right" w:pos="9751"/>
+        </w:tabs>
+        <w:spacing w:line="259" w:lineRule="auto"/>
+      </w:pPr>
+    </w:p>
+    <w:p>
+      <w:pPr>
+        <w:tabs>
+          <w:tab w:val="right" w:pos="9751"/>
+        </w:tabs>
+        <w:spacing w:line="259" w:lineRule="auto"/>
+      </w:pPr>
+    </w:p>
+    <w:p>
+      <w:pPr>
+        <w:tabs>
+          <w:tab w:val="right" w:pos="9751"/>
+        </w:tabs>
+        <w:spacing w:line="259" w:lineRule="auto"/>
+      </w:pPr>
+      <w:r>
+        <w:lastRenderedPageBreak/>
+        <w:t>It is also possible</w:t>
+      </w:r>
+      <w:r>
+        <w:t xml:space="preserve"> to </w:t>
       </w:r>
       <w:r>
         <w:t>create arrays of document being results of SQL queries</w:t>
@@ -11441,7 +11491,6 @@
           <w:sz w:val="16"/>
           <w:szCs w:val="16"/>
         </w:rPr>
-        <w:lastRenderedPageBreak/>
         <w:t>---- END OF XML DATA ----</w:t>
       </w:r>
     </w:p>
@@ -11470,6 +11519,146 @@
       <w:r>
         <w:t xml:space="preserve">Appendix B contains full list of content of DOC_CONV PL/SQL package </w:t>
       </w:r>
+    </w:p>
+    <w:p>
+      <w:pPr>
+        <w:tabs>
+          <w:tab w:val="right" w:pos="9751"/>
+        </w:tabs>
+        <w:spacing w:line="259" w:lineRule="auto"/>
+        <w:rPr>
+          <w:rFonts w:ascii="PT Mono" w:hAnsi="PT Mono"/>
+          <w:color w:val="44546A" w:themeColor="text2"/>
+          <w:sz w:val="16"/>
+          <w:szCs w:val="16"/>
+        </w:rPr>
+      </w:pPr>
+    </w:p>
+    <w:p>
+      <w:pPr>
+        <w:tabs>
+          <w:tab w:val="right" w:pos="9751"/>
+        </w:tabs>
+        <w:spacing w:line="259" w:lineRule="auto"/>
+        <w:rPr>
+          <w:rFonts w:ascii="PT Mono" w:hAnsi="PT Mono"/>
+          <w:color w:val="44546A" w:themeColor="text2"/>
+          <w:sz w:val="16"/>
+          <w:szCs w:val="16"/>
+        </w:rPr>
+      </w:pPr>
+    </w:p>
+    <w:p>
+      <w:pPr>
+        <w:tabs>
+          <w:tab w:val="right" w:pos="9751"/>
+        </w:tabs>
+        <w:spacing w:line="259" w:lineRule="auto"/>
+        <w:rPr>
+          <w:rFonts w:ascii="PT Mono" w:hAnsi="PT Mono"/>
+          <w:color w:val="44546A" w:themeColor="text2"/>
+          <w:sz w:val="16"/>
+          <w:szCs w:val="16"/>
+        </w:rPr>
+      </w:pPr>
+    </w:p>
+    <w:p>
+      <w:pPr>
+        <w:tabs>
+          <w:tab w:val="right" w:pos="9751"/>
+        </w:tabs>
+        <w:spacing w:line="259" w:lineRule="auto"/>
+        <w:rPr>
+          <w:rFonts w:ascii="PT Mono" w:hAnsi="PT Mono"/>
+          <w:color w:val="44546A" w:themeColor="text2"/>
+          <w:sz w:val="16"/>
+          <w:szCs w:val="16"/>
+        </w:rPr>
+      </w:pPr>
+    </w:p>
+    <w:p>
+      <w:pPr>
+        <w:tabs>
+          <w:tab w:val="right" w:pos="9751"/>
+        </w:tabs>
+        <w:spacing w:line="259" w:lineRule="auto"/>
+        <w:rPr>
+          <w:rFonts w:ascii="PT Mono" w:hAnsi="PT Mono"/>
+          <w:color w:val="44546A" w:themeColor="text2"/>
+          <w:sz w:val="16"/>
+          <w:szCs w:val="16"/>
+        </w:rPr>
+      </w:pPr>
+    </w:p>
+    <w:p>
+      <w:pPr>
+        <w:tabs>
+          <w:tab w:val="right" w:pos="9751"/>
+        </w:tabs>
+        <w:spacing w:line="259" w:lineRule="auto"/>
+        <w:rPr>
+          <w:rFonts w:ascii="PT Mono" w:hAnsi="PT Mono"/>
+          <w:color w:val="44546A" w:themeColor="text2"/>
+          <w:sz w:val="16"/>
+          <w:szCs w:val="16"/>
+        </w:rPr>
+      </w:pPr>
+    </w:p>
+    <w:p>
+      <w:pPr>
+        <w:tabs>
+          <w:tab w:val="right" w:pos="9751"/>
+        </w:tabs>
+        <w:spacing w:line="259" w:lineRule="auto"/>
+        <w:rPr>
+          <w:rFonts w:ascii="PT Mono" w:hAnsi="PT Mono"/>
+          <w:color w:val="44546A" w:themeColor="text2"/>
+          <w:sz w:val="16"/>
+          <w:szCs w:val="16"/>
+        </w:rPr>
+      </w:pPr>
+    </w:p>
+    <w:p>
+      <w:pPr>
+        <w:tabs>
+          <w:tab w:val="right" w:pos="9751"/>
+        </w:tabs>
+        <w:spacing w:line="259" w:lineRule="auto"/>
+        <w:rPr>
+          <w:rFonts w:ascii="PT Mono" w:hAnsi="PT Mono"/>
+          <w:color w:val="44546A" w:themeColor="text2"/>
+          <w:sz w:val="16"/>
+          <w:szCs w:val="16"/>
+        </w:rPr>
+      </w:pPr>
+    </w:p>
+    <w:p>
+      <w:pPr>
+        <w:tabs>
+          <w:tab w:val="right" w:pos="9751"/>
+        </w:tabs>
+        <w:spacing w:line="259" w:lineRule="auto"/>
+        <w:rPr>
+          <w:rFonts w:ascii="PT Mono" w:hAnsi="PT Mono"/>
+          <w:color w:val="44546A" w:themeColor="text2"/>
+          <w:sz w:val="16"/>
+          <w:szCs w:val="16"/>
+        </w:rPr>
+      </w:pPr>
+    </w:p>
+    <w:p>
+      <w:pPr>
+        <w:tabs>
+          <w:tab w:val="right" w:pos="9751"/>
+        </w:tabs>
+        <w:spacing w:line="259" w:lineRule="auto"/>
+        <w:rPr>
+          <w:rFonts w:ascii="PT Mono" w:hAnsi="PT Mono"/>
+          <w:color w:val="44546A" w:themeColor="text2"/>
+          <w:sz w:val="16"/>
+          <w:szCs w:val="16"/>
+        </w:rPr>
+      </w:pPr>
     </w:p>
     <w:p>
       <w:pPr>
@@ -11578,6 +11767,7 @@
         </w:numPr>
       </w:pPr>
       <w:r>
+        <w:lastRenderedPageBreak/>
         <w:t xml:space="preserve">Appendix A: </w:t>
       </w:r>
       <w:proofErr w:type="spellStart"/>
@@ -13011,27 +13201,7 @@
                 <w:sz w:val="15"/>
                 <w:szCs w:val="15"/>
               </w:rPr>
-              <w:t xml:space="preserve"> </w:t>
-            </w:r>
-            <w:proofErr w:type="spellStart"/>
-            <w:r>
-              <w:rPr>
-                <w:rFonts w:ascii="PT Mono" w:hAnsi="PT Mono"/>
-                <w:color w:val="44546A" w:themeColor="text2"/>
-                <w:sz w:val="15"/>
-                <w:szCs w:val="15"/>
-              </w:rPr>
-              <w:t>clob</w:t>
-            </w:r>
-            <w:proofErr w:type="spellEnd"/>
-            <w:r>
-              <w:rPr>
-                <w:rFonts w:ascii="PT Mono" w:hAnsi="PT Mono"/>
-                <w:color w:val="44546A" w:themeColor="text2"/>
-                <w:sz w:val="15"/>
-                <w:szCs w:val="15"/>
-              </w:rPr>
-              <w:t xml:space="preserve">, </w:t>
+              <w:t xml:space="preserve"> clob, </w:t>
             </w:r>
           </w:p>
           <w:p>
@@ -14466,7 +14636,6 @@
                 <w:sz w:val="15"/>
                 <w:szCs w:val="15"/>
               </w:rPr>
-              <w:lastRenderedPageBreak/>
               <w:t xml:space="preserve">member function </w:t>
             </w:r>
             <w:proofErr w:type="spellStart"/>
@@ -15246,6 +15415,7 @@
                 <w:sz w:val="15"/>
                 <w:szCs w:val="15"/>
               </w:rPr>
+              <w:lastRenderedPageBreak/>
               <w:t xml:space="preserve">member function </w:t>
             </w:r>
             <w:proofErr w:type="spellStart"/>
@@ -15538,6 +15708,804 @@
     </w:p>
     <w:p>
       <w:pPr>
+        <w:tabs>
+          <w:tab w:val="right" w:pos="9751"/>
+        </w:tabs>
+        <w:spacing w:line="259" w:lineRule="auto"/>
+        <w:rPr>
+          <w:rFonts w:ascii="PT Mono" w:hAnsi="PT Mono"/>
+          <w:color w:val="44546A" w:themeColor="text2"/>
+          <w:sz w:val="16"/>
+          <w:szCs w:val="16"/>
+        </w:rPr>
+      </w:pPr>
+    </w:p>
+    <w:p>
+      <w:pPr>
+        <w:tabs>
+          <w:tab w:val="right" w:pos="9751"/>
+        </w:tabs>
+        <w:spacing w:line="259" w:lineRule="auto"/>
+        <w:rPr>
+          <w:rFonts w:ascii="PT Mono" w:hAnsi="PT Mono"/>
+          <w:color w:val="44546A" w:themeColor="text2"/>
+          <w:sz w:val="16"/>
+          <w:szCs w:val="16"/>
+        </w:rPr>
+      </w:pPr>
+    </w:p>
+    <w:p>
+      <w:pPr>
+        <w:tabs>
+          <w:tab w:val="right" w:pos="9751"/>
+        </w:tabs>
+        <w:spacing w:line="259" w:lineRule="auto"/>
+        <w:rPr>
+          <w:rFonts w:ascii="PT Mono" w:hAnsi="PT Mono"/>
+          <w:color w:val="44546A" w:themeColor="text2"/>
+          <w:sz w:val="16"/>
+          <w:szCs w:val="16"/>
+        </w:rPr>
+      </w:pPr>
+    </w:p>
+    <w:p>
+      <w:pPr>
+        <w:tabs>
+          <w:tab w:val="right" w:pos="9751"/>
+        </w:tabs>
+        <w:spacing w:line="259" w:lineRule="auto"/>
+        <w:rPr>
+          <w:rFonts w:ascii="PT Mono" w:hAnsi="PT Mono"/>
+          <w:color w:val="44546A" w:themeColor="text2"/>
+          <w:sz w:val="16"/>
+          <w:szCs w:val="16"/>
+        </w:rPr>
+      </w:pPr>
+    </w:p>
+    <w:p>
+      <w:pPr>
+        <w:tabs>
+          <w:tab w:val="right" w:pos="9751"/>
+        </w:tabs>
+        <w:spacing w:line="259" w:lineRule="auto"/>
+        <w:rPr>
+          <w:rFonts w:ascii="PT Mono" w:hAnsi="PT Mono"/>
+          <w:color w:val="44546A" w:themeColor="text2"/>
+          <w:sz w:val="16"/>
+          <w:szCs w:val="16"/>
+        </w:rPr>
+      </w:pPr>
+    </w:p>
+    <w:p>
+      <w:pPr>
+        <w:tabs>
+          <w:tab w:val="right" w:pos="9751"/>
+        </w:tabs>
+        <w:spacing w:line="259" w:lineRule="auto"/>
+        <w:rPr>
+          <w:rFonts w:ascii="PT Mono" w:hAnsi="PT Mono"/>
+          <w:color w:val="44546A" w:themeColor="text2"/>
+          <w:sz w:val="16"/>
+          <w:szCs w:val="16"/>
+        </w:rPr>
+      </w:pPr>
+    </w:p>
+    <w:p>
+      <w:pPr>
+        <w:tabs>
+          <w:tab w:val="right" w:pos="9751"/>
+        </w:tabs>
+        <w:spacing w:line="259" w:lineRule="auto"/>
+        <w:rPr>
+          <w:rFonts w:ascii="PT Mono" w:hAnsi="PT Mono"/>
+          <w:color w:val="44546A" w:themeColor="text2"/>
+          <w:sz w:val="16"/>
+          <w:szCs w:val="16"/>
+        </w:rPr>
+      </w:pPr>
+    </w:p>
+    <w:p>
+      <w:pPr>
+        <w:tabs>
+          <w:tab w:val="right" w:pos="9751"/>
+        </w:tabs>
+        <w:spacing w:line="259" w:lineRule="auto"/>
+        <w:rPr>
+          <w:rFonts w:ascii="PT Mono" w:hAnsi="PT Mono"/>
+          <w:color w:val="44546A" w:themeColor="text2"/>
+          <w:sz w:val="16"/>
+          <w:szCs w:val="16"/>
+        </w:rPr>
+      </w:pPr>
+    </w:p>
+    <w:p>
+      <w:pPr>
+        <w:tabs>
+          <w:tab w:val="right" w:pos="9751"/>
+        </w:tabs>
+        <w:spacing w:line="259" w:lineRule="auto"/>
+        <w:rPr>
+          <w:rFonts w:ascii="PT Mono" w:hAnsi="PT Mono"/>
+          <w:color w:val="44546A" w:themeColor="text2"/>
+          <w:sz w:val="16"/>
+          <w:szCs w:val="16"/>
+        </w:rPr>
+      </w:pPr>
+    </w:p>
+    <w:p>
+      <w:pPr>
+        <w:tabs>
+          <w:tab w:val="right" w:pos="9751"/>
+        </w:tabs>
+        <w:spacing w:line="259" w:lineRule="auto"/>
+        <w:rPr>
+          <w:rFonts w:ascii="PT Mono" w:hAnsi="PT Mono"/>
+          <w:color w:val="44546A" w:themeColor="text2"/>
+          <w:sz w:val="16"/>
+          <w:szCs w:val="16"/>
+        </w:rPr>
+      </w:pPr>
+    </w:p>
+    <w:p>
+      <w:pPr>
+        <w:tabs>
+          <w:tab w:val="right" w:pos="9751"/>
+        </w:tabs>
+        <w:spacing w:line="259" w:lineRule="auto"/>
+        <w:rPr>
+          <w:rFonts w:ascii="PT Mono" w:hAnsi="PT Mono"/>
+          <w:color w:val="44546A" w:themeColor="text2"/>
+          <w:sz w:val="16"/>
+          <w:szCs w:val="16"/>
+        </w:rPr>
+      </w:pPr>
+    </w:p>
+    <w:p>
+      <w:pPr>
+        <w:tabs>
+          <w:tab w:val="right" w:pos="9751"/>
+        </w:tabs>
+        <w:spacing w:line="259" w:lineRule="auto"/>
+        <w:rPr>
+          <w:rFonts w:ascii="PT Mono" w:hAnsi="PT Mono"/>
+          <w:color w:val="44546A" w:themeColor="text2"/>
+          <w:sz w:val="16"/>
+          <w:szCs w:val="16"/>
+        </w:rPr>
+      </w:pPr>
+    </w:p>
+    <w:p>
+      <w:pPr>
+        <w:tabs>
+          <w:tab w:val="right" w:pos="9751"/>
+        </w:tabs>
+        <w:spacing w:line="259" w:lineRule="auto"/>
+        <w:rPr>
+          <w:rFonts w:ascii="PT Mono" w:hAnsi="PT Mono"/>
+          <w:color w:val="44546A" w:themeColor="text2"/>
+          <w:sz w:val="16"/>
+          <w:szCs w:val="16"/>
+        </w:rPr>
+      </w:pPr>
+    </w:p>
+    <w:p>
+      <w:pPr>
+        <w:tabs>
+          <w:tab w:val="right" w:pos="9751"/>
+        </w:tabs>
+        <w:spacing w:line="259" w:lineRule="auto"/>
+        <w:rPr>
+          <w:rFonts w:ascii="PT Mono" w:hAnsi="PT Mono"/>
+          <w:color w:val="44546A" w:themeColor="text2"/>
+          <w:sz w:val="16"/>
+          <w:szCs w:val="16"/>
+        </w:rPr>
+      </w:pPr>
+    </w:p>
+    <w:p>
+      <w:pPr>
+        <w:tabs>
+          <w:tab w:val="right" w:pos="9751"/>
+        </w:tabs>
+        <w:spacing w:line="259" w:lineRule="auto"/>
+        <w:rPr>
+          <w:rFonts w:ascii="PT Mono" w:hAnsi="PT Mono"/>
+          <w:color w:val="44546A" w:themeColor="text2"/>
+          <w:sz w:val="16"/>
+          <w:szCs w:val="16"/>
+        </w:rPr>
+      </w:pPr>
+    </w:p>
+    <w:p>
+      <w:pPr>
+        <w:tabs>
+          <w:tab w:val="right" w:pos="9751"/>
+        </w:tabs>
+        <w:spacing w:line="259" w:lineRule="auto"/>
+        <w:rPr>
+          <w:rFonts w:ascii="PT Mono" w:hAnsi="PT Mono"/>
+          <w:color w:val="44546A" w:themeColor="text2"/>
+          <w:sz w:val="16"/>
+          <w:szCs w:val="16"/>
+        </w:rPr>
+      </w:pPr>
+    </w:p>
+    <w:p>
+      <w:pPr>
+        <w:tabs>
+          <w:tab w:val="right" w:pos="9751"/>
+        </w:tabs>
+        <w:spacing w:line="259" w:lineRule="auto"/>
+        <w:rPr>
+          <w:rFonts w:ascii="PT Mono" w:hAnsi="PT Mono"/>
+          <w:color w:val="44546A" w:themeColor="text2"/>
+          <w:sz w:val="16"/>
+          <w:szCs w:val="16"/>
+        </w:rPr>
+      </w:pPr>
+    </w:p>
+    <w:p>
+      <w:pPr>
+        <w:tabs>
+          <w:tab w:val="right" w:pos="9751"/>
+        </w:tabs>
+        <w:spacing w:line="259" w:lineRule="auto"/>
+        <w:rPr>
+          <w:rFonts w:ascii="PT Mono" w:hAnsi="PT Mono"/>
+          <w:color w:val="44546A" w:themeColor="text2"/>
+          <w:sz w:val="16"/>
+          <w:szCs w:val="16"/>
+        </w:rPr>
+      </w:pPr>
+    </w:p>
+    <w:p>
+      <w:pPr>
+        <w:tabs>
+          <w:tab w:val="right" w:pos="9751"/>
+        </w:tabs>
+        <w:spacing w:line="259" w:lineRule="auto"/>
+        <w:rPr>
+          <w:rFonts w:ascii="PT Mono" w:hAnsi="PT Mono"/>
+          <w:color w:val="44546A" w:themeColor="text2"/>
+          <w:sz w:val="16"/>
+          <w:szCs w:val="16"/>
+        </w:rPr>
+      </w:pPr>
+    </w:p>
+    <w:p>
+      <w:pPr>
+        <w:tabs>
+          <w:tab w:val="right" w:pos="9751"/>
+        </w:tabs>
+        <w:spacing w:line="259" w:lineRule="auto"/>
+        <w:rPr>
+          <w:rFonts w:ascii="PT Mono" w:hAnsi="PT Mono"/>
+          <w:color w:val="44546A" w:themeColor="text2"/>
+          <w:sz w:val="16"/>
+          <w:szCs w:val="16"/>
+        </w:rPr>
+      </w:pPr>
+    </w:p>
+    <w:p>
+      <w:pPr>
+        <w:tabs>
+          <w:tab w:val="right" w:pos="9751"/>
+        </w:tabs>
+        <w:spacing w:line="259" w:lineRule="auto"/>
+        <w:rPr>
+          <w:rFonts w:ascii="PT Mono" w:hAnsi="PT Mono"/>
+          <w:color w:val="44546A" w:themeColor="text2"/>
+          <w:sz w:val="16"/>
+          <w:szCs w:val="16"/>
+        </w:rPr>
+      </w:pPr>
+    </w:p>
+    <w:p>
+      <w:pPr>
+        <w:tabs>
+          <w:tab w:val="right" w:pos="9751"/>
+        </w:tabs>
+        <w:spacing w:line="259" w:lineRule="auto"/>
+        <w:rPr>
+          <w:rFonts w:ascii="PT Mono" w:hAnsi="PT Mono"/>
+          <w:color w:val="44546A" w:themeColor="text2"/>
+          <w:sz w:val="16"/>
+          <w:szCs w:val="16"/>
+        </w:rPr>
+      </w:pPr>
+    </w:p>
+    <w:p>
+      <w:pPr>
+        <w:tabs>
+          <w:tab w:val="right" w:pos="9751"/>
+        </w:tabs>
+        <w:spacing w:line="259" w:lineRule="auto"/>
+        <w:rPr>
+          <w:rFonts w:ascii="PT Mono" w:hAnsi="PT Mono"/>
+          <w:color w:val="44546A" w:themeColor="text2"/>
+          <w:sz w:val="16"/>
+          <w:szCs w:val="16"/>
+        </w:rPr>
+      </w:pPr>
+    </w:p>
+    <w:p>
+      <w:pPr>
+        <w:tabs>
+          <w:tab w:val="right" w:pos="9751"/>
+        </w:tabs>
+        <w:spacing w:line="259" w:lineRule="auto"/>
+        <w:rPr>
+          <w:rFonts w:ascii="PT Mono" w:hAnsi="PT Mono"/>
+          <w:color w:val="44546A" w:themeColor="text2"/>
+          <w:sz w:val="16"/>
+          <w:szCs w:val="16"/>
+        </w:rPr>
+      </w:pPr>
+    </w:p>
+    <w:p>
+      <w:pPr>
+        <w:tabs>
+          <w:tab w:val="right" w:pos="9751"/>
+        </w:tabs>
+        <w:spacing w:line="259" w:lineRule="auto"/>
+        <w:rPr>
+          <w:rFonts w:ascii="PT Mono" w:hAnsi="PT Mono"/>
+          <w:color w:val="44546A" w:themeColor="text2"/>
+          <w:sz w:val="16"/>
+          <w:szCs w:val="16"/>
+        </w:rPr>
+      </w:pPr>
+    </w:p>
+    <w:p>
+      <w:pPr>
+        <w:tabs>
+          <w:tab w:val="right" w:pos="9751"/>
+        </w:tabs>
+        <w:spacing w:line="259" w:lineRule="auto"/>
+        <w:rPr>
+          <w:rFonts w:ascii="PT Mono" w:hAnsi="PT Mono"/>
+          <w:color w:val="44546A" w:themeColor="text2"/>
+          <w:sz w:val="16"/>
+          <w:szCs w:val="16"/>
+        </w:rPr>
+      </w:pPr>
+    </w:p>
+    <w:p>
+      <w:pPr>
+        <w:tabs>
+          <w:tab w:val="right" w:pos="9751"/>
+        </w:tabs>
+        <w:spacing w:line="259" w:lineRule="auto"/>
+        <w:rPr>
+          <w:rFonts w:ascii="PT Mono" w:hAnsi="PT Mono"/>
+          <w:color w:val="44546A" w:themeColor="text2"/>
+          <w:sz w:val="16"/>
+          <w:szCs w:val="16"/>
+        </w:rPr>
+      </w:pPr>
+    </w:p>
+    <w:p>
+      <w:pPr>
+        <w:tabs>
+          <w:tab w:val="right" w:pos="9751"/>
+        </w:tabs>
+        <w:spacing w:line="259" w:lineRule="auto"/>
+        <w:rPr>
+          <w:rFonts w:ascii="PT Mono" w:hAnsi="PT Mono"/>
+          <w:color w:val="44546A" w:themeColor="text2"/>
+          <w:sz w:val="16"/>
+          <w:szCs w:val="16"/>
+        </w:rPr>
+      </w:pPr>
+    </w:p>
+    <w:p>
+      <w:pPr>
+        <w:tabs>
+          <w:tab w:val="right" w:pos="9751"/>
+        </w:tabs>
+        <w:spacing w:line="259" w:lineRule="auto"/>
+        <w:rPr>
+          <w:rFonts w:ascii="PT Mono" w:hAnsi="PT Mono"/>
+          <w:color w:val="44546A" w:themeColor="text2"/>
+          <w:sz w:val="16"/>
+          <w:szCs w:val="16"/>
+        </w:rPr>
+      </w:pPr>
+    </w:p>
+    <w:p>
+      <w:pPr>
+        <w:tabs>
+          <w:tab w:val="right" w:pos="9751"/>
+        </w:tabs>
+        <w:spacing w:line="259" w:lineRule="auto"/>
+        <w:rPr>
+          <w:rFonts w:ascii="PT Mono" w:hAnsi="PT Mono"/>
+          <w:color w:val="44546A" w:themeColor="text2"/>
+          <w:sz w:val="16"/>
+          <w:szCs w:val="16"/>
+        </w:rPr>
+      </w:pPr>
+    </w:p>
+    <w:p>
+      <w:pPr>
+        <w:tabs>
+          <w:tab w:val="right" w:pos="9751"/>
+        </w:tabs>
+        <w:spacing w:line="259" w:lineRule="auto"/>
+        <w:rPr>
+          <w:rFonts w:ascii="PT Mono" w:hAnsi="PT Mono"/>
+          <w:color w:val="44546A" w:themeColor="text2"/>
+          <w:sz w:val="16"/>
+          <w:szCs w:val="16"/>
+        </w:rPr>
+      </w:pPr>
+    </w:p>
+    <w:p>
+      <w:pPr>
+        <w:tabs>
+          <w:tab w:val="right" w:pos="9751"/>
+        </w:tabs>
+        <w:spacing w:line="259" w:lineRule="auto"/>
+        <w:rPr>
+          <w:rFonts w:ascii="PT Mono" w:hAnsi="PT Mono"/>
+          <w:color w:val="44546A" w:themeColor="text2"/>
+          <w:sz w:val="16"/>
+          <w:szCs w:val="16"/>
+        </w:rPr>
+      </w:pPr>
+    </w:p>
+    <w:p>
+      <w:pPr>
+        <w:tabs>
+          <w:tab w:val="right" w:pos="9751"/>
+        </w:tabs>
+        <w:spacing w:line="259" w:lineRule="auto"/>
+        <w:rPr>
+          <w:rFonts w:ascii="PT Mono" w:hAnsi="PT Mono"/>
+          <w:color w:val="44546A" w:themeColor="text2"/>
+          <w:sz w:val="16"/>
+          <w:szCs w:val="16"/>
+        </w:rPr>
+      </w:pPr>
+    </w:p>
+    <w:p>
+      <w:pPr>
+        <w:tabs>
+          <w:tab w:val="right" w:pos="9751"/>
+        </w:tabs>
+        <w:spacing w:line="259" w:lineRule="auto"/>
+        <w:rPr>
+          <w:rFonts w:ascii="PT Mono" w:hAnsi="PT Mono"/>
+          <w:color w:val="44546A" w:themeColor="text2"/>
+          <w:sz w:val="16"/>
+          <w:szCs w:val="16"/>
+        </w:rPr>
+      </w:pPr>
+    </w:p>
+    <w:p>
+      <w:pPr>
+        <w:tabs>
+          <w:tab w:val="right" w:pos="9751"/>
+        </w:tabs>
+        <w:spacing w:line="259" w:lineRule="auto"/>
+        <w:rPr>
+          <w:rFonts w:ascii="PT Mono" w:hAnsi="PT Mono"/>
+          <w:color w:val="44546A" w:themeColor="text2"/>
+          <w:sz w:val="16"/>
+          <w:szCs w:val="16"/>
+        </w:rPr>
+      </w:pPr>
+    </w:p>
+    <w:p>
+      <w:pPr>
+        <w:tabs>
+          <w:tab w:val="right" w:pos="9751"/>
+        </w:tabs>
+        <w:spacing w:line="259" w:lineRule="auto"/>
+        <w:rPr>
+          <w:rFonts w:ascii="PT Mono" w:hAnsi="PT Mono"/>
+          <w:color w:val="44546A" w:themeColor="text2"/>
+          <w:sz w:val="16"/>
+          <w:szCs w:val="16"/>
+        </w:rPr>
+      </w:pPr>
+    </w:p>
+    <w:p>
+      <w:pPr>
+        <w:tabs>
+          <w:tab w:val="right" w:pos="9751"/>
+        </w:tabs>
+        <w:spacing w:line="259" w:lineRule="auto"/>
+        <w:rPr>
+          <w:rFonts w:ascii="PT Mono" w:hAnsi="PT Mono"/>
+          <w:color w:val="44546A" w:themeColor="text2"/>
+          <w:sz w:val="16"/>
+          <w:szCs w:val="16"/>
+        </w:rPr>
+      </w:pPr>
+    </w:p>
+    <w:p>
+      <w:pPr>
+        <w:tabs>
+          <w:tab w:val="right" w:pos="9751"/>
+        </w:tabs>
+        <w:spacing w:line="259" w:lineRule="auto"/>
+        <w:rPr>
+          <w:rFonts w:ascii="PT Mono" w:hAnsi="PT Mono"/>
+          <w:color w:val="44546A" w:themeColor="text2"/>
+          <w:sz w:val="16"/>
+          <w:szCs w:val="16"/>
+        </w:rPr>
+      </w:pPr>
+    </w:p>
+    <w:p>
+      <w:pPr>
+        <w:tabs>
+          <w:tab w:val="right" w:pos="9751"/>
+        </w:tabs>
+        <w:spacing w:line="259" w:lineRule="auto"/>
+        <w:rPr>
+          <w:rFonts w:ascii="PT Mono" w:hAnsi="PT Mono"/>
+          <w:color w:val="44546A" w:themeColor="text2"/>
+          <w:sz w:val="16"/>
+          <w:szCs w:val="16"/>
+        </w:rPr>
+      </w:pPr>
+    </w:p>
+    <w:p>
+      <w:pPr>
+        <w:tabs>
+          <w:tab w:val="right" w:pos="9751"/>
+        </w:tabs>
+        <w:spacing w:line="259" w:lineRule="auto"/>
+        <w:rPr>
+          <w:rFonts w:ascii="PT Mono" w:hAnsi="PT Mono"/>
+          <w:color w:val="44546A" w:themeColor="text2"/>
+          <w:sz w:val="16"/>
+          <w:szCs w:val="16"/>
+        </w:rPr>
+      </w:pPr>
+    </w:p>
+    <w:p>
+      <w:pPr>
+        <w:tabs>
+          <w:tab w:val="right" w:pos="9751"/>
+        </w:tabs>
+        <w:spacing w:line="259" w:lineRule="auto"/>
+        <w:rPr>
+          <w:rFonts w:ascii="PT Mono" w:hAnsi="PT Mono"/>
+          <w:color w:val="44546A" w:themeColor="text2"/>
+          <w:sz w:val="16"/>
+          <w:szCs w:val="16"/>
+        </w:rPr>
+      </w:pPr>
+    </w:p>
+    <w:p>
+      <w:pPr>
+        <w:tabs>
+          <w:tab w:val="right" w:pos="9751"/>
+        </w:tabs>
+        <w:spacing w:line="259" w:lineRule="auto"/>
+        <w:rPr>
+          <w:rFonts w:ascii="PT Mono" w:hAnsi="PT Mono"/>
+          <w:color w:val="44546A" w:themeColor="text2"/>
+          <w:sz w:val="16"/>
+          <w:szCs w:val="16"/>
+        </w:rPr>
+      </w:pPr>
+    </w:p>
+    <w:p>
+      <w:pPr>
+        <w:tabs>
+          <w:tab w:val="right" w:pos="9751"/>
+        </w:tabs>
+        <w:spacing w:line="259" w:lineRule="auto"/>
+        <w:rPr>
+          <w:rFonts w:ascii="PT Mono" w:hAnsi="PT Mono"/>
+          <w:color w:val="44546A" w:themeColor="text2"/>
+          <w:sz w:val="16"/>
+          <w:szCs w:val="16"/>
+        </w:rPr>
+      </w:pPr>
+    </w:p>
+    <w:p>
+      <w:pPr>
+        <w:tabs>
+          <w:tab w:val="right" w:pos="9751"/>
+        </w:tabs>
+        <w:spacing w:line="259" w:lineRule="auto"/>
+        <w:rPr>
+          <w:rFonts w:ascii="PT Mono" w:hAnsi="PT Mono"/>
+          <w:color w:val="44546A" w:themeColor="text2"/>
+          <w:sz w:val="16"/>
+          <w:szCs w:val="16"/>
+        </w:rPr>
+      </w:pPr>
+    </w:p>
+    <w:p>
+      <w:pPr>
+        <w:tabs>
+          <w:tab w:val="right" w:pos="9751"/>
+        </w:tabs>
+        <w:spacing w:line="259" w:lineRule="auto"/>
+        <w:rPr>
+          <w:rFonts w:ascii="PT Mono" w:hAnsi="PT Mono"/>
+          <w:color w:val="44546A" w:themeColor="text2"/>
+          <w:sz w:val="16"/>
+          <w:szCs w:val="16"/>
+        </w:rPr>
+      </w:pPr>
+    </w:p>
+    <w:p>
+      <w:pPr>
+        <w:tabs>
+          <w:tab w:val="right" w:pos="9751"/>
+        </w:tabs>
+        <w:spacing w:line="259" w:lineRule="auto"/>
+        <w:rPr>
+          <w:rFonts w:ascii="PT Mono" w:hAnsi="PT Mono"/>
+          <w:color w:val="44546A" w:themeColor="text2"/>
+          <w:sz w:val="16"/>
+          <w:szCs w:val="16"/>
+        </w:rPr>
+      </w:pPr>
+    </w:p>
+    <w:p>
+      <w:pPr>
+        <w:tabs>
+          <w:tab w:val="right" w:pos="9751"/>
+        </w:tabs>
+        <w:spacing w:line="259" w:lineRule="auto"/>
+        <w:rPr>
+          <w:rFonts w:ascii="PT Mono" w:hAnsi="PT Mono"/>
+          <w:color w:val="44546A" w:themeColor="text2"/>
+          <w:sz w:val="16"/>
+          <w:szCs w:val="16"/>
+        </w:rPr>
+      </w:pPr>
+    </w:p>
+    <w:p>
+      <w:pPr>
+        <w:tabs>
+          <w:tab w:val="right" w:pos="9751"/>
+        </w:tabs>
+        <w:spacing w:line="259" w:lineRule="auto"/>
+        <w:rPr>
+          <w:rFonts w:ascii="PT Mono" w:hAnsi="PT Mono"/>
+          <w:color w:val="44546A" w:themeColor="text2"/>
+          <w:sz w:val="16"/>
+          <w:szCs w:val="16"/>
+        </w:rPr>
+      </w:pPr>
+    </w:p>
+    <w:p>
+      <w:pPr>
+        <w:tabs>
+          <w:tab w:val="right" w:pos="9751"/>
+        </w:tabs>
+        <w:spacing w:line="259" w:lineRule="auto"/>
+        <w:rPr>
+          <w:rFonts w:ascii="PT Mono" w:hAnsi="PT Mono"/>
+          <w:color w:val="44546A" w:themeColor="text2"/>
+          <w:sz w:val="16"/>
+          <w:szCs w:val="16"/>
+        </w:rPr>
+      </w:pPr>
+    </w:p>
+    <w:p>
+      <w:pPr>
+        <w:tabs>
+          <w:tab w:val="right" w:pos="9751"/>
+        </w:tabs>
+        <w:spacing w:line="259" w:lineRule="auto"/>
+        <w:rPr>
+          <w:rFonts w:ascii="PT Mono" w:hAnsi="PT Mono"/>
+          <w:color w:val="44546A" w:themeColor="text2"/>
+          <w:sz w:val="16"/>
+          <w:szCs w:val="16"/>
+        </w:rPr>
+      </w:pPr>
+    </w:p>
+    <w:p>
+      <w:pPr>
+        <w:tabs>
+          <w:tab w:val="right" w:pos="9751"/>
+        </w:tabs>
+        <w:spacing w:line="259" w:lineRule="auto"/>
+        <w:rPr>
+          <w:rFonts w:ascii="PT Mono" w:hAnsi="PT Mono"/>
+          <w:color w:val="44546A" w:themeColor="text2"/>
+          <w:sz w:val="16"/>
+          <w:szCs w:val="16"/>
+        </w:rPr>
+      </w:pPr>
+    </w:p>
+    <w:p>
+      <w:pPr>
+        <w:tabs>
+          <w:tab w:val="right" w:pos="9751"/>
+        </w:tabs>
+        <w:spacing w:line="259" w:lineRule="auto"/>
+        <w:rPr>
+          <w:rFonts w:ascii="PT Mono" w:hAnsi="PT Mono"/>
+          <w:color w:val="44546A" w:themeColor="text2"/>
+          <w:sz w:val="16"/>
+          <w:szCs w:val="16"/>
+        </w:rPr>
+      </w:pPr>
+    </w:p>
+    <w:p>
+      <w:pPr>
+        <w:tabs>
+          <w:tab w:val="right" w:pos="9751"/>
+        </w:tabs>
+        <w:spacing w:line="259" w:lineRule="auto"/>
+        <w:rPr>
+          <w:rFonts w:ascii="PT Mono" w:hAnsi="PT Mono"/>
+          <w:color w:val="44546A" w:themeColor="text2"/>
+          <w:sz w:val="16"/>
+          <w:szCs w:val="16"/>
+        </w:rPr>
+      </w:pPr>
+    </w:p>
+    <w:p>
+      <w:pPr>
+        <w:tabs>
+          <w:tab w:val="right" w:pos="9751"/>
+        </w:tabs>
+        <w:spacing w:line="259" w:lineRule="auto"/>
+        <w:rPr>
+          <w:rFonts w:ascii="PT Mono" w:hAnsi="PT Mono"/>
+          <w:color w:val="44546A" w:themeColor="text2"/>
+          <w:sz w:val="16"/>
+          <w:szCs w:val="16"/>
+        </w:rPr>
+      </w:pPr>
+    </w:p>
+    <w:p>
+      <w:pPr>
+        <w:tabs>
+          <w:tab w:val="right" w:pos="9751"/>
+        </w:tabs>
+        <w:spacing w:line="259" w:lineRule="auto"/>
+        <w:rPr>
+          <w:rFonts w:ascii="PT Mono" w:hAnsi="PT Mono"/>
+          <w:color w:val="44546A" w:themeColor="text2"/>
+          <w:sz w:val="16"/>
+          <w:szCs w:val="16"/>
+        </w:rPr>
+      </w:pPr>
+    </w:p>
+    <w:p>
+      <w:pPr>
+        <w:tabs>
+          <w:tab w:val="right" w:pos="9751"/>
+        </w:tabs>
+        <w:spacing w:line="259" w:lineRule="auto"/>
+        <w:rPr>
+          <w:rFonts w:ascii="PT Mono" w:hAnsi="PT Mono"/>
+          <w:color w:val="44546A" w:themeColor="text2"/>
+          <w:sz w:val="16"/>
+          <w:szCs w:val="16"/>
+        </w:rPr>
+      </w:pPr>
+    </w:p>
+    <w:p>
+      <w:pPr>
+        <w:tabs>
+          <w:tab w:val="right" w:pos="9751"/>
+        </w:tabs>
+        <w:spacing w:line="259" w:lineRule="auto"/>
+        <w:rPr>
+          <w:rFonts w:ascii="PT Mono" w:hAnsi="PT Mono"/>
+          <w:color w:val="44546A" w:themeColor="text2"/>
+          <w:sz w:val="16"/>
+          <w:szCs w:val="16"/>
+        </w:rPr>
+      </w:pPr>
+    </w:p>
+    <w:p>
+      <w:pPr>
         <w:pStyle w:val="Heading1"/>
         <w:numPr>
           <w:ilvl w:val="0"/>
@@ -15545,16 +16513,8 @@
         </w:numPr>
       </w:pPr>
       <w:r>
-        <w:t xml:space="preserve">Appendix </w:t>
-      </w:r>
-      <w:r>
-        <w:t>B</w:t>
-      </w:r>
-      <w:r>
-        <w:t xml:space="preserve">: </w:t>
-      </w:r>
-      <w:r>
-        <w:t>DOC_CONV PL/SQL package</w:t>
+        <w:lastRenderedPageBreak/>
+        <w:t>Appendix B: DOC_CONV PL/SQL package</w:t>
       </w:r>
     </w:p>
     <w:p>
@@ -15785,15 +16745,7 @@
                 <w:sz w:val="16"/>
                 <w:szCs w:val="16"/>
               </w:rPr>
-              <w:t xml:space="preserve">) </w:t>
-            </w:r>
-            <w:r>
-              <w:rPr>
-                <w:rFonts w:ascii="PT Mono" w:hAnsi="PT Mono"/>
-                <w:sz w:val="16"/>
-                <w:szCs w:val="16"/>
-              </w:rPr>
-              <w:t xml:space="preserve"> </w:t>
+              <w:t xml:space="preserve">)  </w:t>
             </w:r>
           </w:p>
           <w:p>
@@ -16526,6 +17478,23 @@
     <w:p/>
     <w:p/>
     <w:p/>
+    <w:p/>
+    <w:p/>
+    <w:p/>
+    <w:p/>
+    <w:p/>
+    <w:p/>
+    <w:p/>
+    <w:p/>
+    <w:p/>
+    <w:p/>
+    <w:p/>
+    <w:p/>
+    <w:p/>
+    <w:p/>
+    <w:p/>
+    <w:p/>
+    <w:p/>
     <w:p>
       <w:pPr>
         <w:pStyle w:val="Heading1"/>
@@ -16536,10 +17505,7 @@
       </w:pPr>
       <w:r>
         <w:lastRenderedPageBreak/>
-        <w:t xml:space="preserve">Appendix B: </w:t>
-      </w:r>
-      <w:r>
-        <w:t>List of demos in /demo directory</w:t>
+        <w:t>Appendix B: List of demos in /demo directory</w:t>
       </w:r>
     </w:p>
     <w:p>
@@ -16642,14 +17608,7 @@
           <w:rFonts w:ascii="Times New Roman" w:hAnsi="Times New Roman" w:cs="Times New Roman"/>
           <w:sz w:val="24"/>
         </w:rPr>
-        <w:t>prerequisites</w:t>
-      </w:r>
-      <w:r>
-        <w:rPr>
-          <w:rFonts w:ascii="Times New Roman" w:hAnsi="Times New Roman" w:cs="Times New Roman"/>
-          <w:sz w:val="24"/>
-        </w:rPr>
-        <w:t>: HR sample schema</w:t>
+        <w:t>prerequisites: HR sample schema</w:t>
       </w:r>
     </w:p>
     <w:p>
@@ -16840,21 +17799,7 @@
           <w:rFonts w:ascii="Times New Roman" w:hAnsi="Times New Roman" w:cs="Times New Roman"/>
           <w:sz w:val="24"/>
         </w:rPr>
-        <w:t xml:space="preserve">operation on </w:t>
-      </w:r>
-      <w:r>
-        <w:rPr>
-          <w:rFonts w:ascii="Times New Roman" w:hAnsi="Times New Roman" w:cs="Times New Roman"/>
-          <w:sz w:val="24"/>
-        </w:rPr>
-        <w:t>arrays</w:t>
-      </w:r>
-      <w:r>
-        <w:rPr>
-          <w:rFonts w:ascii="Times New Roman" w:hAnsi="Times New Roman" w:cs="Times New Roman"/>
-          <w:sz w:val="24"/>
-        </w:rPr>
-        <w:t xml:space="preserve"> of values/nested elements</w:t>
+        <w:t>operation on arrays of values/nested elements</w:t>
       </w:r>
     </w:p>
     <w:p>
@@ -16883,14 +17828,7 @@
           <w:rFonts w:ascii="Times New Roman" w:hAnsi="Times New Roman" w:cs="Times New Roman"/>
           <w:sz w:val="24"/>
         </w:rPr>
-        <w:t>:</w:t>
-      </w:r>
-      <w:r>
-        <w:rPr>
-          <w:rFonts w:ascii="Times New Roman" w:hAnsi="Times New Roman" w:cs="Times New Roman"/>
-          <w:sz w:val="24"/>
-        </w:rPr>
-        <w:t xml:space="preserve"> HR sample schema</w:t>
+        <w:t>: HR sample schema</w:t>
       </w:r>
     </w:p>
     <w:p>
@@ -16977,35 +17915,7 @@
           <w:rFonts w:ascii="Times New Roman" w:hAnsi="Times New Roman" w:cs="Times New Roman"/>
           <w:sz w:val="24"/>
         </w:rPr>
-        <w:t xml:space="preserve">this demo demonstrates </w:t>
-      </w:r>
-      <w:r>
-        <w:rPr>
-          <w:rFonts w:ascii="Times New Roman" w:hAnsi="Times New Roman" w:cs="Times New Roman"/>
-          <w:sz w:val="24"/>
-        </w:rPr>
-        <w:t xml:space="preserve">XML </w:t>
-      </w:r>
-      <w:r>
-        <w:rPr>
-          <w:rFonts w:ascii="Times New Roman" w:hAnsi="Times New Roman" w:cs="Times New Roman"/>
-          <w:sz w:val="24"/>
-        </w:rPr>
-        <w:t xml:space="preserve">comments and </w:t>
-      </w:r>
-      <w:r>
-        <w:rPr>
-          <w:rFonts w:ascii="Times New Roman" w:hAnsi="Times New Roman" w:cs="Times New Roman"/>
-          <w:sz w:val="24"/>
-        </w:rPr>
-        <w:t xml:space="preserve">XML </w:t>
-      </w:r>
-      <w:r>
-        <w:rPr>
-          <w:rFonts w:ascii="Times New Roman" w:hAnsi="Times New Roman" w:cs="Times New Roman"/>
-          <w:sz w:val="24"/>
-        </w:rPr>
-        <w:t xml:space="preserve">attributes support </w:t>
+        <w:t xml:space="preserve">this demo demonstrates XML comments and XML attributes support </w:t>
       </w:r>
     </w:p>
     <w:p>
@@ -17025,14 +17935,7 @@
           <w:rFonts w:ascii="Times New Roman" w:hAnsi="Times New Roman" w:cs="Times New Roman"/>
           <w:sz w:val="24"/>
         </w:rPr>
-        <w:t>prerequisites</w:t>
-      </w:r>
-      <w:r>
-        <w:rPr>
-          <w:rFonts w:ascii="Times New Roman" w:hAnsi="Times New Roman" w:cs="Times New Roman"/>
-          <w:sz w:val="24"/>
-        </w:rPr>
-        <w:t>: HR sample schema</w:t>
+        <w:t>prerequisites: HR sample schema</w:t>
       </w:r>
     </w:p>
     <w:p>
@@ -19441,7 +20344,7 @@
         <w:rFonts w:ascii="Symbol" w:eastAsia="Calibri" w:hAnsi="Symbol" w:cs="Calibri" w:hint="default"/>
       </w:rPr>
     </w:lvl>
-    <w:lvl w:ilvl="1" w:tplc="04090003" w:tentative="1">
+    <w:lvl w:ilvl="1" w:tplc="04090003">
       <w:start w:val="1"/>
       <w:numFmt w:val="bullet"/>
       <w:lvlText w:val="o"/>

--- a/doc/XML_2_JSON_Conversion_Tool_manual.docx
+++ b/doc/XML_2_JSON_Conversion_Tool_manual.docx
@@ -15579,6 +15579,240 @@
           </w:p>
         </w:tc>
       </w:tr>
+      <w:tr>
+        <w:tc>
+          <w:tcPr>
+            <w:tcW w:w="4508" w:type="dxa"/>
+          </w:tcPr>
+          <w:p>
+            <w:pPr>
+              <w:tabs>
+                <w:tab w:val="right" w:pos="9751"/>
+              </w:tabs>
+              <w:spacing w:line="259" w:lineRule="auto"/>
+              <w:rPr>
+                <w:rFonts w:ascii="PT Mono" w:hAnsi="PT Mono"/>
+                <w:color w:val="44546A" w:themeColor="text2"/>
+                <w:sz w:val="15"/>
+                <w:szCs w:val="15"/>
+              </w:rPr>
+            </w:pPr>
+            <w:r>
+              <w:rPr>
+                <w:rFonts w:ascii="PT Mono" w:hAnsi="PT Mono"/>
+                <w:color w:val="44546A" w:themeColor="text2"/>
+                <w:sz w:val="15"/>
+                <w:szCs w:val="15"/>
+              </w:rPr>
+              <w:t xml:space="preserve">member procedure </w:t>
+            </w:r>
+            <w:proofErr w:type="gramStart"/>
+            <w:r>
+              <w:rPr>
+                <w:rFonts w:ascii="PT Mono" w:hAnsi="PT Mono"/>
+                <w:color w:val="44546A" w:themeColor="text2"/>
+                <w:sz w:val="15"/>
+                <w:szCs w:val="15"/>
+              </w:rPr>
+              <w:t>aggregate(</w:t>
+            </w:r>
+            <w:proofErr w:type="spellStart"/>
+            <w:proofErr w:type="gramEnd"/>
+            <w:r>
+              <w:rPr>
+                <w:rFonts w:ascii="PT Mono" w:hAnsi="PT Mono"/>
+                <w:color w:val="44546A" w:themeColor="text2"/>
+                <w:sz w:val="15"/>
+                <w:szCs w:val="15"/>
+              </w:rPr>
+              <w:t>tName</w:t>
+            </w:r>
+            <w:proofErr w:type="spellEnd"/>
+            <w:r>
+              <w:rPr>
+                <w:rFonts w:ascii="PT Mono" w:hAnsi="PT Mono"/>
+                <w:color w:val="44546A" w:themeColor="text2"/>
+                <w:sz w:val="15"/>
+                <w:szCs w:val="15"/>
+              </w:rPr>
+              <w:t xml:space="preserve"> varchar2, </w:t>
+            </w:r>
+          </w:p>
+          <w:p>
+            <w:pPr>
+              <w:tabs>
+                <w:tab w:val="right" w:pos="9751"/>
+              </w:tabs>
+              <w:spacing w:line="259" w:lineRule="auto"/>
+              <w:rPr>
+                <w:rFonts w:ascii="PT Mono" w:hAnsi="PT Mono"/>
+                <w:color w:val="44546A" w:themeColor="text2"/>
+                <w:sz w:val="15"/>
+                <w:szCs w:val="15"/>
+              </w:rPr>
+            </w:pPr>
+            <w:r>
+              <w:rPr>
+                <w:rFonts w:ascii="PT Mono" w:hAnsi="PT Mono"/>
+                <w:color w:val="44546A" w:themeColor="text2"/>
+                <w:sz w:val="15"/>
+                <w:szCs w:val="15"/>
+              </w:rPr>
+              <w:t xml:space="preserve">                           </w:t>
+            </w:r>
+            <w:proofErr w:type="spellStart"/>
+            <w:proofErr w:type="gramStart"/>
+            <w:r>
+              <w:rPr>
+                <w:rFonts w:ascii="PT Mono" w:hAnsi="PT Mono"/>
+                <w:color w:val="44546A" w:themeColor="text2"/>
+                <w:sz w:val="15"/>
+                <w:szCs w:val="15"/>
+              </w:rPr>
+              <w:t>tKey</w:t>
+            </w:r>
+            <w:proofErr w:type="spellEnd"/>
+            <w:r>
+              <w:rPr>
+                <w:rFonts w:ascii="PT Mono" w:hAnsi="PT Mono"/>
+                <w:color w:val="44546A" w:themeColor="text2"/>
+                <w:sz w:val="15"/>
+                <w:szCs w:val="15"/>
+              </w:rPr>
+              <w:t xml:space="preserve">  </w:t>
+            </w:r>
+            <w:proofErr w:type="spellStart"/>
+            <w:r>
+              <w:rPr>
+                <w:rFonts w:ascii="PT Mono" w:hAnsi="PT Mono"/>
+                <w:color w:val="44546A" w:themeColor="text2"/>
+                <w:sz w:val="15"/>
+                <w:szCs w:val="15"/>
+              </w:rPr>
+              <w:t>clob</w:t>
+            </w:r>
+            <w:proofErr w:type="spellEnd"/>
+            <w:proofErr w:type="gramEnd"/>
+            <w:r>
+              <w:rPr>
+                <w:rFonts w:ascii="PT Mono" w:hAnsi="PT Mono"/>
+                <w:color w:val="44546A" w:themeColor="text2"/>
+                <w:sz w:val="15"/>
+                <w:szCs w:val="15"/>
+              </w:rPr>
+              <w:t>)</w:t>
+            </w:r>
+          </w:p>
+        </w:tc>
+        <w:tc>
+          <w:tcPr>
+            <w:tcW w:w="4508" w:type="dxa"/>
+          </w:tcPr>
+          <w:p>
+            <w:pPr>
+              <w:tabs>
+                <w:tab w:val="right" w:pos="9751"/>
+              </w:tabs>
+              <w:spacing w:line="259" w:lineRule="auto"/>
+              <w:rPr>
+                <w:rFonts w:ascii="PT Mono" w:hAnsi="PT Mono"/>
+                <w:color w:val="44546A" w:themeColor="text2"/>
+                <w:sz w:val="15"/>
+                <w:szCs w:val="15"/>
+              </w:rPr>
+            </w:pPr>
+            <w:r>
+              <w:rPr>
+                <w:rFonts w:ascii="PT Mono" w:hAnsi="PT Mono"/>
+                <w:color w:val="44546A" w:themeColor="text2"/>
+                <w:sz w:val="15"/>
+                <w:szCs w:val="15"/>
+              </w:rPr>
+              <w:t xml:space="preserve">adds to given </w:t>
+            </w:r>
+            <w:proofErr w:type="spellStart"/>
+            <w:r>
+              <w:rPr>
+                <w:rFonts w:ascii="PT Mono" w:hAnsi="PT Mono"/>
+                <w:color w:val="44546A" w:themeColor="text2"/>
+                <w:sz w:val="15"/>
+                <w:szCs w:val="15"/>
+              </w:rPr>
+              <w:t>DocElement</w:t>
+            </w:r>
+            <w:proofErr w:type="spellEnd"/>
+            <w:r>
+              <w:rPr>
+                <w:rFonts w:ascii="PT Mono" w:hAnsi="PT Mono"/>
+                <w:color w:val="44546A" w:themeColor="text2"/>
+                <w:sz w:val="15"/>
+                <w:szCs w:val="15"/>
+              </w:rPr>
+              <w:t xml:space="preserve"> object nested array </w:t>
+            </w:r>
+            <w:proofErr w:type="spellStart"/>
+            <w:r>
+              <w:rPr>
+                <w:rFonts w:ascii="PT Mono" w:hAnsi="PT Mono"/>
+                <w:color w:val="44546A" w:themeColor="text2"/>
+                <w:sz w:val="15"/>
+                <w:szCs w:val="15"/>
+              </w:rPr>
+              <w:t>conaining</w:t>
+            </w:r>
+            <w:proofErr w:type="spellEnd"/>
+            <w:r>
+              <w:rPr>
+                <w:rFonts w:ascii="PT Mono" w:hAnsi="PT Mono"/>
+                <w:color w:val="44546A" w:themeColor="text2"/>
+                <w:sz w:val="15"/>
+                <w:szCs w:val="15"/>
+              </w:rPr>
+              <w:t xml:space="preserve"> set of child records taken from table with </w:t>
+            </w:r>
+            <w:proofErr w:type="spellStart"/>
+            <w:r>
+              <w:rPr>
+                <w:rFonts w:ascii="PT Mono" w:hAnsi="PT Mono"/>
+                <w:color w:val="44546A" w:themeColor="text2"/>
+                <w:sz w:val="15"/>
+                <w:szCs w:val="15"/>
+              </w:rPr>
+              <w:t>tName</w:t>
+            </w:r>
+            <w:proofErr w:type="spellEnd"/>
+            <w:r>
+              <w:rPr>
+                <w:rFonts w:ascii="PT Mono" w:hAnsi="PT Mono"/>
+                <w:color w:val="44546A" w:themeColor="text2"/>
+                <w:sz w:val="15"/>
+                <w:szCs w:val="15"/>
+              </w:rPr>
+              <w:t xml:space="preserve"> name; </w:t>
+            </w:r>
+            <w:proofErr w:type="spellStart"/>
+            <w:r>
+              <w:rPr>
+                <w:rFonts w:ascii="PT Mono" w:hAnsi="PT Mono"/>
+                <w:color w:val="44546A" w:themeColor="text2"/>
+                <w:sz w:val="15"/>
+                <w:szCs w:val="15"/>
+              </w:rPr>
+              <w:t>tKey</w:t>
+            </w:r>
+            <w:proofErr w:type="spellEnd"/>
+            <w:r>
+              <w:rPr>
+                <w:rFonts w:ascii="PT Mono" w:hAnsi="PT Mono"/>
+                <w:color w:val="44546A" w:themeColor="text2"/>
+                <w:sz w:val="15"/>
+                <w:szCs w:val="15"/>
+              </w:rPr>
+              <w:t xml:space="preserve"> parameter is used to provide the name of join key</w:t>
+            </w:r>
+          </w:p>
+        </w:tc>
+      </w:tr>
     </w:tbl>
     <w:p>
       <w:pPr>
@@ -16513,7 +16747,6 @@
         </w:numPr>
       </w:pPr>
       <w:r>
-        <w:lastRenderedPageBreak/>
         <w:t>Appendix B: DOC_CONV PL/SQL package</w:t>
       </w:r>
     </w:p>

--- a/doc/XML_2_JSON_Conversion_Tool_manual.docx
+++ b/doc/XML_2_JSON_Conversion_Tool_manual.docx
@@ -17738,7 +17738,13 @@
       </w:pPr>
       <w:r>
         <w:lastRenderedPageBreak/>
-        <w:t>Appendix B: List of demos in /demo directory</w:t>
+        <w:t xml:space="preserve">Appendix </w:t>
+      </w:r>
+      <w:r>
+        <w:t>C</w:t>
+      </w:r>
+      <w:r>
+        <w:t>: List of demos in /demo directory</w:t>
       </w:r>
     </w:p>
     <w:p>
